--- a/templates/法人谈话笔录（上下班时案件）.docx
+++ b/templates/法人谈话笔录（上下班时案件）.docx
@@ -583,7 +583,7 @@
           <w:szCs w:val="30"/>
           <w:u w:val="single"/>
         </w:rPr>
-        <w:t xml:space="preserve">答：听清楚了，不申请回避。                                      </w:t>
+        <w:t xml:space="preserve">答：听清楚了，不申请回避。     </w:t>
       </w:r>
     </w:p>
     <w:p>
@@ -594,7 +594,7 @@
         </w:tabs>
         <w:spacing w:line="520" w:lineRule="exact"/>
         <w:rPr>
-          <w:rFonts w:hAnsi="宋体" w:cs="宋体"/>
+          <w:rFonts w:hAnsi="宋体" w:cs="宋体" w:hint="eastAsia"/>
           <w:sz w:val="30"/>
           <w:szCs w:val="30"/>
           <w:u w:val="single"/>
@@ -631,6 +631,30 @@
           <w:szCs w:val="30"/>
           <w:u w:val="single"/>
         </w:rPr>
+        <w:t>答：{自我介绍}</w:t>
+      </w:r>
+    </w:p>
+    <w:p>
+      <w:pPr>
+        <w:pStyle w:val="a3"/>
+        <w:tabs>
+          <w:tab w:val="left" w:pos="142"/>
+        </w:tabs>
+        <w:spacing w:line="520" w:lineRule="exact"/>
+        <w:rPr>
+          <w:rFonts w:hAnsi="宋体" w:cs="宋体"/>
+          <w:sz w:val="30"/>
+          <w:szCs w:val="30"/>
+          <w:u w:val="single"/>
+        </w:rPr>
+      </w:pPr>
+      <w:r>
+        <w:rPr>
+          <w:rFonts w:hAnsi="宋体" w:cs="宋体" w:hint="eastAsia"/>
+          <w:sz w:val="30"/>
+          <w:szCs w:val="30"/>
+          <w:u w:val="single"/>
+        </w:rPr>
         <w:t>问：请问你认识</w:t>
       </w:r>
       <w:r>
@@ -670,6 +694,7 @@
           <w:szCs w:val="30"/>
           <w:u w:val="single"/>
         </w:rPr>
+        <w:lastRenderedPageBreak/>
         <w:t>答：认识的，</w:t>
       </w:r>
       <w:r>
@@ -709,406 +734,406 @@
           <w:szCs w:val="30"/>
           <w:u w:val="single"/>
         </w:rPr>
+        <w:t>问：你们公司和</w:t>
+      </w:r>
+      <w:r>
+        <w:rPr>
+          <w:rFonts w:hAnsi="宋体" w:cs="宋体" w:hint="eastAsia"/>
+          <w:sz w:val="30"/>
+          <w:szCs w:val="30"/>
+          <w:u w:val="single"/>
+        </w:rPr>
+        <w:t>{受伤职工}</w:t>
+      </w:r>
+      <w:r>
+        <w:rPr>
+          <w:rFonts w:hAnsi="宋体" w:cs="宋体" w:hint="eastAsia"/>
+          <w:sz w:val="30"/>
+          <w:szCs w:val="30"/>
+          <w:u w:val="single"/>
+        </w:rPr>
+        <w:t>有签订劳动合同吗？</w:t>
+      </w:r>
+    </w:p>
+    <w:p>
+      <w:pPr>
+        <w:pStyle w:val="a3"/>
+        <w:spacing w:line="520" w:lineRule="exact"/>
+        <w:rPr>
+          <w:rFonts w:hAnsi="宋体" w:cs="宋体"/>
+          <w:sz w:val="30"/>
+          <w:szCs w:val="30"/>
+          <w:u w:val="single"/>
+        </w:rPr>
+      </w:pPr>
+      <w:r>
+        <w:rPr>
+          <w:rFonts w:hAnsi="宋体" w:cs="宋体" w:hint="eastAsia"/>
+          <w:sz w:val="30"/>
+          <w:szCs w:val="30"/>
+          <w:u w:val="single"/>
+        </w:rPr>
+        <w:t>答：是的，他是我们公司XX车间的操作工。双方签有书面劳动合同，公司也依法为他参加了工伤保险。</w:t>
+      </w:r>
+    </w:p>
+    <w:p>
+      <w:pPr>
+        <w:pStyle w:val="a3"/>
+        <w:spacing w:line="520" w:lineRule="exact"/>
+        <w:rPr>
+          <w:rFonts w:hAnsi="宋体" w:cs="宋体"/>
+          <w:sz w:val="30"/>
+          <w:szCs w:val="30"/>
+          <w:u w:val="single"/>
+        </w:rPr>
+      </w:pPr>
+      <w:r>
+        <w:rPr>
+          <w:rFonts w:hAnsi="宋体" w:cs="宋体" w:hint="eastAsia"/>
+          <w:sz w:val="30"/>
+          <w:szCs w:val="30"/>
+          <w:u w:val="single"/>
+        </w:rPr>
+        <w:t>问：</w:t>
+      </w:r>
+      <w:r>
+        <w:rPr>
+          <w:rFonts w:hAnsi="宋体" w:cs="宋体" w:hint="eastAsia"/>
+          <w:sz w:val="30"/>
+          <w:szCs w:val="30"/>
+          <w:u w:val="single"/>
+        </w:rPr>
+        <w:t>{受伤职工}</w:t>
+      </w:r>
+      <w:r>
+        <w:rPr>
+          <w:rFonts w:hAnsi="宋体" w:cs="宋体" w:hint="eastAsia"/>
+          <w:sz w:val="30"/>
+          <w:szCs w:val="30"/>
+          <w:u w:val="single"/>
+        </w:rPr>
+        <w:t>的正常工作时间是如何安排的？公司的考勤制度是怎样的？</w:t>
+      </w:r>
+    </w:p>
+    <w:p>
+      <w:pPr>
+        <w:pStyle w:val="a3"/>
+        <w:spacing w:line="520" w:lineRule="exact"/>
+        <w:rPr>
+          <w:rFonts w:hAnsi="宋体" w:cs="宋体"/>
+          <w:sz w:val="30"/>
+          <w:szCs w:val="30"/>
+          <w:u w:val="single"/>
+        </w:rPr>
+      </w:pPr>
+      <w:r>
+        <w:rPr>
+          <w:rFonts w:hAnsi="宋体" w:cs="宋体" w:hint="eastAsia"/>
+          <w:sz w:val="30"/>
+          <w:szCs w:val="30"/>
+          <w:u w:val="single"/>
+        </w:rPr>
+        <w:t>答：他的正常工作时间是上午8:00至下午17:00。公司实行刷脸打卡考勤，员工上下班均需打卡。</w:t>
+      </w:r>
+    </w:p>
+    <w:p>
+      <w:pPr>
+        <w:pStyle w:val="a3"/>
+        <w:spacing w:line="520" w:lineRule="exact"/>
+        <w:rPr>
+          <w:rFonts w:hAnsi="宋体" w:cs="宋体"/>
+          <w:sz w:val="30"/>
+          <w:szCs w:val="30"/>
+          <w:u w:val="single"/>
+        </w:rPr>
+      </w:pPr>
+      <w:r>
+        <w:rPr>
+          <w:rFonts w:hAnsi="宋体" w:cs="宋体" w:hint="eastAsia"/>
+          <w:sz w:val="30"/>
+          <w:szCs w:val="30"/>
+          <w:u w:val="single"/>
+        </w:rPr>
+        <w:t>问：据你单位了解，</w:t>
+      </w:r>
+      <w:r>
+        <w:rPr>
+          <w:rFonts w:hAnsi="宋体" w:cs="宋体" w:hint="eastAsia"/>
+          <w:sz w:val="30"/>
+          <w:szCs w:val="30"/>
+          <w:u w:val="single"/>
+        </w:rPr>
+        <w:t>{受伤职工}</w:t>
+      </w:r>
+      <w:r>
+        <w:rPr>
+          <w:rFonts w:hAnsi="宋体" w:cs="宋体" w:hint="eastAsia"/>
+          <w:sz w:val="30"/>
+          <w:szCs w:val="30"/>
+          <w:u w:val="single"/>
+        </w:rPr>
+        <w:t>的日常居住地在哪里？他通常的上下班交通方式和路线是怎样的？</w:t>
+      </w:r>
+    </w:p>
+    <w:p>
+      <w:pPr>
+        <w:pStyle w:val="a3"/>
+        <w:spacing w:line="520" w:lineRule="exact"/>
+        <w:rPr>
+          <w:rFonts w:hAnsi="宋体" w:cs="宋体"/>
+          <w:sz w:val="30"/>
+          <w:szCs w:val="30"/>
+          <w:u w:val="single"/>
+        </w:rPr>
+      </w:pPr>
+      <w:r>
+        <w:rPr>
+          <w:rFonts w:hAnsi="宋体" w:cs="宋体" w:hint="eastAsia"/>
+          <w:sz w:val="30"/>
+          <w:szCs w:val="30"/>
+          <w:u w:val="single"/>
+        </w:rPr>
+        <w:t>答：据我们员工信息登记及了解，他日常居住在【XX路XX小区】。他通常驾驶电动自行车上下班，路线是从小区出来，经XX路转入XX大道，再直达公司。这是他上下班最合理的路线。</w:t>
+      </w:r>
+    </w:p>
+    <w:p>
+      <w:pPr>
+        <w:pStyle w:val="a3"/>
+        <w:spacing w:line="520" w:lineRule="exact"/>
+        <w:rPr>
+          <w:rFonts w:hAnsi="宋体" w:cs="宋体"/>
+          <w:sz w:val="30"/>
+          <w:szCs w:val="30"/>
+          <w:u w:val="single"/>
+        </w:rPr>
+      </w:pPr>
+      <w:r>
+        <w:rPr>
+          <w:rFonts w:hAnsi="宋体" w:cs="宋体" w:hint="eastAsia"/>
+          <w:sz w:val="30"/>
+          <w:szCs w:val="30"/>
+          <w:u w:val="single"/>
+        </w:rPr>
+        <w:t>问：事故发生后，单位是如何得知此事的？</w:t>
+      </w:r>
+    </w:p>
+    <w:p>
+      <w:pPr>
+        <w:pStyle w:val="a3"/>
+        <w:spacing w:line="520" w:lineRule="exact"/>
+        <w:rPr>
+          <w:rFonts w:hAnsi="宋体" w:cs="宋体"/>
+          <w:sz w:val="30"/>
+          <w:szCs w:val="30"/>
+          <w:u w:val="single"/>
+        </w:rPr>
+      </w:pPr>
+      <w:r>
+        <w:rPr>
+          <w:rFonts w:hAnsi="宋体" w:cs="宋体" w:hint="eastAsia"/>
+          <w:sz w:val="30"/>
+          <w:szCs w:val="30"/>
+          <w:u w:val="single"/>
+        </w:rPr>
+        <w:t>答：事故发生后，我们首先接到了</w:t>
+      </w:r>
+      <w:r>
+        <w:rPr>
+          <w:rFonts w:hAnsi="宋体" w:cs="宋体" w:hint="eastAsia"/>
+          <w:sz w:val="30"/>
+          <w:szCs w:val="30"/>
+          <w:u w:val="single"/>
+        </w:rPr>
+        <w:t>{受伤职工}</w:t>
+      </w:r>
+      <w:r>
+        <w:rPr>
+          <w:rFonts w:hAnsi="宋体" w:cs="宋体" w:hint="eastAsia"/>
+          <w:sz w:val="30"/>
+          <w:szCs w:val="30"/>
+          <w:u w:val="single"/>
+        </w:rPr>
+        <w:t>本人（或其家属）的电话通知。随后，我们也收到了处理事故的交警XX大队的电话通报。</w:t>
+      </w:r>
+    </w:p>
+    <w:p>
+      <w:pPr>
+        <w:pStyle w:val="a3"/>
+        <w:spacing w:line="520" w:lineRule="exact"/>
+        <w:rPr>
+          <w:rFonts w:hAnsi="宋体" w:cs="宋体"/>
+          <w:sz w:val="30"/>
+          <w:szCs w:val="30"/>
+          <w:u w:val="single"/>
+        </w:rPr>
+      </w:pPr>
+      <w:r>
+        <w:rPr>
+          <w:rFonts w:hAnsi="宋体" w:cs="宋体" w:hint="eastAsia"/>
+          <w:sz w:val="30"/>
+          <w:szCs w:val="30"/>
+          <w:u w:val="single"/>
+        </w:rPr>
+        <w:t>问：根据你单位掌握的情况，请说明</w:t>
+      </w:r>
+      <w:r>
+        <w:rPr>
+          <w:rFonts w:hAnsi="宋体" w:cs="宋体" w:hint="eastAsia"/>
+          <w:sz w:val="30"/>
+          <w:szCs w:val="30"/>
+          <w:u w:val="single"/>
+        </w:rPr>
+        <w:t>{受伤职工}</w:t>
+      </w:r>
+      <w:r>
+        <w:rPr>
+          <w:rFonts w:hAnsi="宋体" w:cs="宋体" w:hint="eastAsia"/>
+          <w:sz w:val="30"/>
+          <w:szCs w:val="30"/>
+          <w:u w:val="single"/>
+        </w:rPr>
+        <w:t>发生交通事故的时间、地点及后果。</w:t>
+      </w:r>
+    </w:p>
+    <w:p>
+      <w:pPr>
+        <w:pStyle w:val="a3"/>
+        <w:spacing w:line="520" w:lineRule="exact"/>
+        <w:rPr>
+          <w:rFonts w:hAnsi="宋体" w:cs="宋体"/>
+          <w:sz w:val="30"/>
+          <w:szCs w:val="30"/>
+          <w:u w:val="single"/>
+        </w:rPr>
+      </w:pPr>
+      <w:r>
+        <w:rPr>
+          <w:rFonts w:hAnsi="宋体" w:cs="宋体" w:hint="eastAsia"/>
+          <w:sz w:val="30"/>
+          <w:szCs w:val="30"/>
+          <w:u w:val="single"/>
+        </w:rPr>
+        <w:t>答：根据我们了解到的情况，事故发生在XXXX年XX月XX日当天早上7:40左右，地点在XX大道的非机动车道上。事故导致他左腿骨折及多处擦伤。</w:t>
+      </w:r>
+    </w:p>
+    <w:p>
+      <w:pPr>
+        <w:pStyle w:val="a3"/>
+        <w:spacing w:line="520" w:lineRule="exact"/>
+        <w:rPr>
+          <w:rFonts w:hAnsi="宋体" w:cs="宋体"/>
+          <w:sz w:val="30"/>
+          <w:szCs w:val="30"/>
+          <w:u w:val="single"/>
+        </w:rPr>
+      </w:pPr>
+      <w:r>
+        <w:rPr>
+          <w:rFonts w:hAnsi="宋体" w:cs="宋体" w:hint="eastAsia"/>
+          <w:sz w:val="30"/>
+          <w:szCs w:val="30"/>
+          <w:u w:val="single"/>
+        </w:rPr>
+        <w:t>问：当时现场有没有其它人看到</w:t>
+      </w:r>
+      <w:r>
+        <w:rPr>
+          <w:rFonts w:hAnsi="宋体" w:cs="宋体" w:hint="eastAsia"/>
+          <w:sz w:val="30"/>
+          <w:szCs w:val="30"/>
+          <w:u w:val="single"/>
+        </w:rPr>
+        <w:t>{受伤职工}</w:t>
+      </w:r>
+      <w:r>
+        <w:rPr>
+          <w:rFonts w:hAnsi="宋体" w:cs="宋体" w:hint="eastAsia"/>
+          <w:sz w:val="30"/>
+          <w:szCs w:val="30"/>
+          <w:u w:val="single"/>
+        </w:rPr>
+        <w:t>受伤的经过？</w:t>
+      </w:r>
+    </w:p>
+    <w:p>
+      <w:pPr>
+        <w:pStyle w:val="a3"/>
+        <w:spacing w:line="520" w:lineRule="exact"/>
+        <w:rPr>
+          <w:rFonts w:hAnsi="宋体" w:cs="宋体"/>
+          <w:sz w:val="30"/>
+          <w:szCs w:val="30"/>
+          <w:u w:val="single"/>
+        </w:rPr>
+      </w:pPr>
+      <w:r>
+        <w:rPr>
+          <w:rFonts w:hAnsi="宋体" w:cs="宋体" w:hint="eastAsia"/>
+          <w:sz w:val="30"/>
+          <w:szCs w:val="30"/>
+          <w:u w:val="single"/>
+        </w:rPr>
+        <w:t>答：其它人都是路人，我们都不认识。</w:t>
+      </w:r>
+    </w:p>
+    <w:p>
+      <w:pPr>
+        <w:pStyle w:val="a3"/>
+        <w:spacing w:line="520" w:lineRule="exact"/>
+        <w:rPr>
+          <w:rFonts w:hAnsi="宋体" w:cs="宋体"/>
+          <w:sz w:val="30"/>
+          <w:szCs w:val="30"/>
+          <w:u w:val="single"/>
+        </w:rPr>
+      </w:pPr>
+      <w:r>
+        <w:rPr>
+          <w:rFonts w:hAnsi="宋体" w:cs="宋体" w:hint="eastAsia"/>
+          <w:sz w:val="30"/>
+          <w:szCs w:val="30"/>
+          <w:u w:val="single"/>
+        </w:rPr>
+        <w:t>问：现场有无监控拍到</w:t>
+      </w:r>
+      <w:r>
+        <w:rPr>
+          <w:rFonts w:hAnsi="宋体" w:cs="宋体" w:hint="eastAsia"/>
+          <w:sz w:val="30"/>
+          <w:szCs w:val="30"/>
+          <w:u w:val="single"/>
+        </w:rPr>
+        <w:t>{受伤职工}</w:t>
+      </w:r>
+      <w:r>
+        <w:rPr>
+          <w:rFonts w:hAnsi="宋体" w:cs="宋体" w:hint="eastAsia"/>
+          <w:sz w:val="30"/>
+          <w:szCs w:val="30"/>
+          <w:u w:val="single"/>
+        </w:rPr>
+        <w:t>的受伤经过？</w:t>
+      </w:r>
+    </w:p>
+    <w:p>
+      <w:pPr>
+        <w:pStyle w:val="a3"/>
+        <w:spacing w:line="520" w:lineRule="exact"/>
+        <w:rPr>
+          <w:rFonts w:hAnsi="宋体" w:cs="宋体"/>
+          <w:sz w:val="30"/>
+          <w:szCs w:val="30"/>
+          <w:u w:val="single"/>
+        </w:rPr>
+      </w:pPr>
+      <w:r>
+        <w:rPr>
+          <w:rFonts w:hAnsi="宋体" w:cs="宋体" w:hint="eastAsia"/>
+          <w:sz w:val="30"/>
+          <w:szCs w:val="30"/>
+          <w:u w:val="single"/>
+        </w:rPr>
         <w:lastRenderedPageBreak/>
-        <w:t>问：你们公司和</w:t>
-      </w:r>
-      <w:r>
-        <w:rPr>
-          <w:rFonts w:hAnsi="宋体" w:cs="宋体" w:hint="eastAsia"/>
-          <w:sz w:val="30"/>
-          <w:szCs w:val="30"/>
-          <w:u w:val="single"/>
-        </w:rPr>
-        <w:t>{受伤职工}</w:t>
-      </w:r>
-      <w:r>
-        <w:rPr>
-          <w:rFonts w:hAnsi="宋体" w:cs="宋体" w:hint="eastAsia"/>
-          <w:sz w:val="30"/>
-          <w:szCs w:val="30"/>
-          <w:u w:val="single"/>
-        </w:rPr>
-        <w:t>有签订劳动合同吗？</w:t>
-      </w:r>
-    </w:p>
-    <w:p>
-      <w:pPr>
-        <w:pStyle w:val="a3"/>
-        <w:spacing w:line="520" w:lineRule="exact"/>
-        <w:rPr>
-          <w:rFonts w:hAnsi="宋体" w:cs="宋体"/>
-          <w:sz w:val="30"/>
-          <w:szCs w:val="30"/>
-          <w:u w:val="single"/>
-        </w:rPr>
-      </w:pPr>
-      <w:r>
-        <w:rPr>
-          <w:rFonts w:hAnsi="宋体" w:cs="宋体" w:hint="eastAsia"/>
-          <w:sz w:val="30"/>
-          <w:szCs w:val="30"/>
-          <w:u w:val="single"/>
-        </w:rPr>
-        <w:t>答：是的，他是我们公司XX车间的操作工。双方签有书面劳动合同，公司也依法为他参加了工伤保险。</w:t>
-      </w:r>
-    </w:p>
-    <w:p>
-      <w:pPr>
-        <w:pStyle w:val="a3"/>
-        <w:spacing w:line="520" w:lineRule="exact"/>
-        <w:rPr>
-          <w:rFonts w:hAnsi="宋体" w:cs="宋体"/>
-          <w:sz w:val="30"/>
-          <w:szCs w:val="30"/>
-          <w:u w:val="single"/>
-        </w:rPr>
-      </w:pPr>
-      <w:r>
-        <w:rPr>
-          <w:rFonts w:hAnsi="宋体" w:cs="宋体" w:hint="eastAsia"/>
-          <w:sz w:val="30"/>
-          <w:szCs w:val="30"/>
-          <w:u w:val="single"/>
-        </w:rPr>
-        <w:t>问：</w:t>
-      </w:r>
-      <w:r>
-        <w:rPr>
-          <w:rFonts w:hAnsi="宋体" w:cs="宋体" w:hint="eastAsia"/>
-          <w:sz w:val="30"/>
-          <w:szCs w:val="30"/>
-          <w:u w:val="single"/>
-        </w:rPr>
-        <w:t>{受伤职工}</w:t>
-      </w:r>
-      <w:r>
-        <w:rPr>
-          <w:rFonts w:hAnsi="宋体" w:cs="宋体" w:hint="eastAsia"/>
-          <w:sz w:val="30"/>
-          <w:szCs w:val="30"/>
-          <w:u w:val="single"/>
-        </w:rPr>
-        <w:t>的正常工作时间是如何安排的？公司的考勤制度是怎样的？</w:t>
-      </w:r>
-    </w:p>
-    <w:p>
-      <w:pPr>
-        <w:pStyle w:val="a3"/>
-        <w:spacing w:line="520" w:lineRule="exact"/>
-        <w:rPr>
-          <w:rFonts w:hAnsi="宋体" w:cs="宋体"/>
-          <w:sz w:val="30"/>
-          <w:szCs w:val="30"/>
-          <w:u w:val="single"/>
-        </w:rPr>
-      </w:pPr>
-      <w:r>
-        <w:rPr>
-          <w:rFonts w:hAnsi="宋体" w:cs="宋体" w:hint="eastAsia"/>
-          <w:sz w:val="30"/>
-          <w:szCs w:val="30"/>
-          <w:u w:val="single"/>
-        </w:rPr>
-        <w:t>答：他的正常工作时间是上午8:00至下午17:00。公司实行刷脸打卡考勤，员工上下班均需打卡。</w:t>
-      </w:r>
-    </w:p>
-    <w:p>
-      <w:pPr>
-        <w:pStyle w:val="a3"/>
-        <w:spacing w:line="520" w:lineRule="exact"/>
-        <w:rPr>
-          <w:rFonts w:hAnsi="宋体" w:cs="宋体"/>
-          <w:sz w:val="30"/>
-          <w:szCs w:val="30"/>
-          <w:u w:val="single"/>
-        </w:rPr>
-      </w:pPr>
-      <w:r>
-        <w:rPr>
-          <w:rFonts w:hAnsi="宋体" w:cs="宋体" w:hint="eastAsia"/>
-          <w:sz w:val="30"/>
-          <w:szCs w:val="30"/>
-          <w:u w:val="single"/>
-        </w:rPr>
-        <w:t>问：据你单位了解，</w:t>
-      </w:r>
-      <w:r>
-        <w:rPr>
-          <w:rFonts w:hAnsi="宋体" w:cs="宋体" w:hint="eastAsia"/>
-          <w:sz w:val="30"/>
-          <w:szCs w:val="30"/>
-          <w:u w:val="single"/>
-        </w:rPr>
-        <w:t>{受伤职工}</w:t>
-      </w:r>
-      <w:r>
-        <w:rPr>
-          <w:rFonts w:hAnsi="宋体" w:cs="宋体" w:hint="eastAsia"/>
-          <w:sz w:val="30"/>
-          <w:szCs w:val="30"/>
-          <w:u w:val="single"/>
-        </w:rPr>
-        <w:t>的日常居住地在哪里？他通常的上下班交通方式和路线是怎样的？</w:t>
-      </w:r>
-    </w:p>
-    <w:p>
-      <w:pPr>
-        <w:pStyle w:val="a3"/>
-        <w:spacing w:line="520" w:lineRule="exact"/>
-        <w:rPr>
-          <w:rFonts w:hAnsi="宋体" w:cs="宋体"/>
-          <w:sz w:val="30"/>
-          <w:szCs w:val="30"/>
-          <w:u w:val="single"/>
-        </w:rPr>
-      </w:pPr>
-      <w:r>
-        <w:rPr>
-          <w:rFonts w:hAnsi="宋体" w:cs="宋体" w:hint="eastAsia"/>
-          <w:sz w:val="30"/>
-          <w:szCs w:val="30"/>
-          <w:u w:val="single"/>
-        </w:rPr>
-        <w:t>答：据我们员工信息登记及了解，他日常居住在【XX路XX小区】。他通常驾驶电动自行车上下班，路线是从小区出来，经XX路转入XX大道，再直达公司。这是他上下班最合理的路线。</w:t>
-      </w:r>
-    </w:p>
-    <w:p>
-      <w:pPr>
-        <w:pStyle w:val="a3"/>
-        <w:spacing w:line="520" w:lineRule="exact"/>
-        <w:rPr>
-          <w:rFonts w:hAnsi="宋体" w:cs="宋体"/>
-          <w:sz w:val="30"/>
-          <w:szCs w:val="30"/>
-          <w:u w:val="single"/>
-        </w:rPr>
-      </w:pPr>
-      <w:r>
-        <w:rPr>
-          <w:rFonts w:hAnsi="宋体" w:cs="宋体" w:hint="eastAsia"/>
-          <w:sz w:val="30"/>
-          <w:szCs w:val="30"/>
-          <w:u w:val="single"/>
-        </w:rPr>
-        <w:t>问：事故发生后，单位是如何得知此事的？</w:t>
-      </w:r>
-    </w:p>
-    <w:p>
-      <w:pPr>
-        <w:pStyle w:val="a3"/>
-        <w:spacing w:line="520" w:lineRule="exact"/>
-        <w:rPr>
-          <w:rFonts w:hAnsi="宋体" w:cs="宋体"/>
-          <w:sz w:val="30"/>
-          <w:szCs w:val="30"/>
-          <w:u w:val="single"/>
-        </w:rPr>
-      </w:pPr>
-      <w:r>
-        <w:rPr>
-          <w:rFonts w:hAnsi="宋体" w:cs="宋体" w:hint="eastAsia"/>
-          <w:sz w:val="30"/>
-          <w:szCs w:val="30"/>
-          <w:u w:val="single"/>
-        </w:rPr>
-        <w:t>答：事故发生后，我们首先接到了</w:t>
-      </w:r>
-      <w:r>
-        <w:rPr>
-          <w:rFonts w:hAnsi="宋体" w:cs="宋体" w:hint="eastAsia"/>
-          <w:sz w:val="30"/>
-          <w:szCs w:val="30"/>
-          <w:u w:val="single"/>
-        </w:rPr>
-        <w:t>{受伤职工}</w:t>
-      </w:r>
-      <w:r>
-        <w:rPr>
-          <w:rFonts w:hAnsi="宋体" w:cs="宋体" w:hint="eastAsia"/>
-          <w:sz w:val="30"/>
-          <w:szCs w:val="30"/>
-          <w:u w:val="single"/>
-        </w:rPr>
-        <w:t>本人（或其家属）的电话通知。随后，我们也收到了处理事故的交警XX大队的电话通报。</w:t>
-      </w:r>
-    </w:p>
-    <w:p>
-      <w:pPr>
-        <w:pStyle w:val="a3"/>
-        <w:spacing w:line="520" w:lineRule="exact"/>
-        <w:rPr>
-          <w:rFonts w:hAnsi="宋体" w:cs="宋体"/>
-          <w:sz w:val="30"/>
-          <w:szCs w:val="30"/>
-          <w:u w:val="single"/>
-        </w:rPr>
-      </w:pPr>
-      <w:r>
-        <w:rPr>
-          <w:rFonts w:hAnsi="宋体" w:cs="宋体" w:hint="eastAsia"/>
-          <w:sz w:val="30"/>
-          <w:szCs w:val="30"/>
-          <w:u w:val="single"/>
-        </w:rPr>
-        <w:t>问：根据你单位掌握的情况，请说明</w:t>
-      </w:r>
-      <w:r>
-        <w:rPr>
-          <w:rFonts w:hAnsi="宋体" w:cs="宋体" w:hint="eastAsia"/>
-          <w:sz w:val="30"/>
-          <w:szCs w:val="30"/>
-          <w:u w:val="single"/>
-        </w:rPr>
-        <w:t>{受伤职工}</w:t>
-      </w:r>
-      <w:r>
-        <w:rPr>
-          <w:rFonts w:hAnsi="宋体" w:cs="宋体" w:hint="eastAsia"/>
-          <w:sz w:val="30"/>
-          <w:szCs w:val="30"/>
-          <w:u w:val="single"/>
-        </w:rPr>
-        <w:t>发生交通事故的时间、地点及后果。</w:t>
-      </w:r>
-    </w:p>
-    <w:p>
-      <w:pPr>
-        <w:pStyle w:val="a3"/>
-        <w:spacing w:line="520" w:lineRule="exact"/>
-        <w:rPr>
-          <w:rFonts w:hAnsi="宋体" w:cs="宋体"/>
-          <w:sz w:val="30"/>
-          <w:szCs w:val="30"/>
-          <w:u w:val="single"/>
-        </w:rPr>
-      </w:pPr>
-      <w:r>
-        <w:rPr>
-          <w:rFonts w:hAnsi="宋体" w:cs="宋体" w:hint="eastAsia"/>
-          <w:sz w:val="30"/>
-          <w:szCs w:val="30"/>
-          <w:u w:val="single"/>
-        </w:rPr>
-        <w:t>答：根据我们了解到的情况，事故发生在XXXX年XX月XX日当天早上7:40左右，地点在XX大道的非机动车道上。事故导致他左腿骨折及多处擦伤。</w:t>
-      </w:r>
-    </w:p>
-    <w:p>
-      <w:pPr>
-        <w:pStyle w:val="a3"/>
-        <w:spacing w:line="520" w:lineRule="exact"/>
-        <w:rPr>
-          <w:rFonts w:hAnsi="宋体" w:cs="宋体"/>
-          <w:sz w:val="30"/>
-          <w:szCs w:val="30"/>
-          <w:u w:val="single"/>
-        </w:rPr>
-      </w:pPr>
-      <w:r>
-        <w:rPr>
-          <w:rFonts w:hAnsi="宋体" w:cs="宋体" w:hint="eastAsia"/>
-          <w:sz w:val="30"/>
-          <w:szCs w:val="30"/>
-          <w:u w:val="single"/>
-        </w:rPr>
-        <w:t>问：当时现场有没有其它人看到</w:t>
-      </w:r>
-      <w:r>
-        <w:rPr>
-          <w:rFonts w:hAnsi="宋体" w:cs="宋体" w:hint="eastAsia"/>
-          <w:sz w:val="30"/>
-          <w:szCs w:val="30"/>
-          <w:u w:val="single"/>
-        </w:rPr>
-        <w:t>{受伤职工}</w:t>
-      </w:r>
-      <w:r>
-        <w:rPr>
-          <w:rFonts w:hAnsi="宋体" w:cs="宋体" w:hint="eastAsia"/>
-          <w:sz w:val="30"/>
-          <w:szCs w:val="30"/>
-          <w:u w:val="single"/>
-        </w:rPr>
-        <w:t>受伤的经过？</w:t>
-      </w:r>
-    </w:p>
-    <w:p>
-      <w:pPr>
-        <w:pStyle w:val="a3"/>
-        <w:spacing w:line="520" w:lineRule="exact"/>
-        <w:rPr>
-          <w:rFonts w:hAnsi="宋体" w:cs="宋体"/>
-          <w:sz w:val="30"/>
-          <w:szCs w:val="30"/>
-          <w:u w:val="single"/>
-        </w:rPr>
-      </w:pPr>
-      <w:r>
-        <w:rPr>
-          <w:rFonts w:hAnsi="宋体" w:cs="宋体" w:hint="eastAsia"/>
-          <w:sz w:val="30"/>
-          <w:szCs w:val="30"/>
-          <w:u w:val="single"/>
-        </w:rPr>
-        <w:t>答：其它人都是路人，我们都不认识。</w:t>
-      </w:r>
-    </w:p>
-    <w:p>
-      <w:pPr>
-        <w:pStyle w:val="a3"/>
-        <w:spacing w:line="520" w:lineRule="exact"/>
-        <w:rPr>
-          <w:rFonts w:hAnsi="宋体" w:cs="宋体"/>
-          <w:sz w:val="30"/>
-          <w:szCs w:val="30"/>
-          <w:u w:val="single"/>
-        </w:rPr>
-      </w:pPr>
-      <w:r>
-        <w:rPr>
-          <w:rFonts w:hAnsi="宋体" w:cs="宋体" w:hint="eastAsia"/>
-          <w:sz w:val="30"/>
-          <w:szCs w:val="30"/>
-          <w:u w:val="single"/>
-        </w:rPr>
-        <w:t>问：现场有无监控拍到</w:t>
-      </w:r>
-      <w:r>
-        <w:rPr>
-          <w:rFonts w:hAnsi="宋体" w:cs="宋体" w:hint="eastAsia"/>
-          <w:sz w:val="30"/>
-          <w:szCs w:val="30"/>
-          <w:u w:val="single"/>
-        </w:rPr>
-        <w:t>{受伤职工}</w:t>
-      </w:r>
-      <w:r>
-        <w:rPr>
-          <w:rFonts w:hAnsi="宋体" w:cs="宋体" w:hint="eastAsia"/>
-          <w:sz w:val="30"/>
-          <w:szCs w:val="30"/>
-          <w:u w:val="single"/>
-        </w:rPr>
-        <w:t>的受伤经过？</w:t>
-      </w:r>
-    </w:p>
-    <w:p>
-      <w:pPr>
-        <w:pStyle w:val="a3"/>
-        <w:spacing w:line="520" w:lineRule="exact"/>
-        <w:rPr>
-          <w:rFonts w:hAnsi="宋体" w:cs="宋体"/>
-          <w:sz w:val="30"/>
-          <w:szCs w:val="30"/>
-          <w:u w:val="single"/>
-        </w:rPr>
-      </w:pPr>
-      <w:r>
-        <w:rPr>
-          <w:rFonts w:hAnsi="宋体" w:cs="宋体" w:hint="eastAsia"/>
-          <w:sz w:val="30"/>
-          <w:szCs w:val="30"/>
-          <w:u w:val="single"/>
-        </w:rPr>
         <w:t>答：现场是没有监控的。</w:t>
       </w:r>
     </w:p>
@@ -1130,7 +1155,6 @@
           <w:szCs w:val="30"/>
           <w:u w:val="single"/>
         </w:rPr>
-        <w:lastRenderedPageBreak/>
         <w:t>问：公安机关交通管理部门是否已对该事故出具《道路交通事故认定书》？责任是如何划分的？</w:t>
       </w:r>
     </w:p>

--- a/templates/法人谈话笔录（上下班时案件）.docx
+++ b/templates/法人谈话笔录（上下班时案件）.docx
@@ -89,7 +89,7 @@
           <w:szCs w:val="30"/>
           <w:u w:val="single"/>
         </w:rPr>
-        <w:t>{</w:t>
+        <w:t>{{</w:t>
       </w:r>
       <w:r>
         <w:rPr>
@@ -107,16 +107,34 @@
           <w:szCs w:val="30"/>
           <w:u w:val="single"/>
         </w:rPr>
-        <w:t>}</w:t>
-      </w:r>
-      <w:r>
-        <w:rPr>
-          <w:rFonts w:hAnsi="宋体" w:cs="宋体" w:hint="eastAsia"/>
-          <w:sz w:val="30"/>
-          <w:szCs w:val="30"/>
-          <w:u w:val="single"/>
-        </w:rPr>
-        <w:t>{当前时间}</w:t>
+        <w:t>}}</w:t>
+      </w:r>
+      <w:r>
+        <w:rPr>
+          <w:rFonts w:hAnsi="宋体" w:cs="宋体" w:hint="eastAsia"/>
+          <w:sz w:val="30"/>
+          <w:szCs w:val="30"/>
+          <w:u w:val="single"/>
+        </w:rPr>
+        <w:t>{{</w:t>
+      </w:r>
+      <w:r>
+        <w:rPr>
+          <w:rFonts w:hAnsi="宋体" w:cs="宋体" w:hint="eastAsia"/>
+          <w:sz w:val="30"/>
+          <w:szCs w:val="30"/>
+          <w:u w:val="single"/>
+        </w:rPr>
+        <w:t>当前时间</w:t>
+      </w:r>
+      <w:r>
+        <w:rPr>
+          <w:rFonts w:hAnsi="宋体" w:cs="宋体" w:hint="eastAsia"/>
+          <w:sz w:val="30"/>
+          <w:szCs w:val="30"/>
+          <w:u w:val="single"/>
+        </w:rPr>
+        <w:t>}}</w:t>
       </w:r>
     </w:p>
     <w:p>
@@ -184,7 +202,7 @@
           <w:szCs w:val="30"/>
           <w:u w:val="single"/>
         </w:rPr>
-        <w:t>{</w:t>
+        <w:t>{{</w:t>
       </w:r>
       <w:r>
         <w:rPr>
@@ -202,7 +220,7 @@
           <w:szCs w:val="30"/>
           <w:u w:val="single"/>
         </w:rPr>
-        <w:t>}</w:t>
+        <w:t>}}</w:t>
       </w:r>
       <w:bookmarkEnd w:id="0"/>
       <w:r>
@@ -229,7 +247,43 @@
           <w:szCs w:val="30"/>
           <w:u w:val="single"/>
         </w:rPr>
-        <w:t xml:space="preserve"> {法人性别} </w:t>
+        <w:t xml:space="preserve"> </w:t>
+      </w:r>
+      <w:r>
+        <w:rPr>
+          <w:rFonts w:hAnsi="宋体" w:cs="宋体" w:hint="eastAsia"/>
+          <w:sz w:val="30"/>
+          <w:szCs w:val="30"/>
+          <w:u w:val="single"/>
+        </w:rPr>
+        <w:t>{{</w:t>
+      </w:r>
+      <w:r>
+        <w:rPr>
+          <w:rFonts w:hAnsi="宋体" w:cs="宋体" w:hint="eastAsia"/>
+          <w:sz w:val="30"/>
+          <w:szCs w:val="30"/>
+          <w:u w:val="single"/>
+        </w:rPr>
+        <w:t>法人性别</w:t>
+      </w:r>
+      <w:r>
+        <w:rPr>
+          <w:rFonts w:hAnsi="宋体" w:cs="宋体" w:hint="eastAsia"/>
+          <w:sz w:val="30"/>
+          <w:szCs w:val="30"/>
+          <w:u w:val="single"/>
+        </w:rPr>
+        <w:t>}}</w:t>
+      </w:r>
+      <w:r>
+        <w:rPr>
+          <w:rFonts w:hAnsi="宋体" w:cs="宋体" w:hint="eastAsia"/>
+          <w:sz w:val="30"/>
+          <w:szCs w:val="30"/>
+          <w:u w:val="single"/>
+        </w:rPr>
+        <w:t xml:space="preserve"> </w:t>
       </w:r>
       <w:r>
         <w:rPr>
@@ -246,7 +300,43 @@
           <w:szCs w:val="30"/>
           <w:u w:val="single"/>
         </w:rPr>
-        <w:t xml:space="preserve"> {法人年龄} </w:t>
+        <w:t xml:space="preserve"> </w:t>
+      </w:r>
+      <w:r>
+        <w:rPr>
+          <w:rFonts w:hAnsi="宋体" w:cs="宋体" w:hint="eastAsia"/>
+          <w:sz w:val="30"/>
+          <w:szCs w:val="30"/>
+          <w:u w:val="single"/>
+        </w:rPr>
+        <w:t>{{</w:t>
+      </w:r>
+      <w:r>
+        <w:rPr>
+          <w:rFonts w:hAnsi="宋体" w:cs="宋体" w:hint="eastAsia"/>
+          <w:sz w:val="30"/>
+          <w:szCs w:val="30"/>
+          <w:u w:val="single"/>
+        </w:rPr>
+        <w:t>法人年龄</w:t>
+      </w:r>
+      <w:r>
+        <w:rPr>
+          <w:rFonts w:hAnsi="宋体" w:cs="宋体" w:hint="eastAsia"/>
+          <w:sz w:val="30"/>
+          <w:szCs w:val="30"/>
+          <w:u w:val="single"/>
+        </w:rPr>
+        <w:t>}}</w:t>
+      </w:r>
+      <w:r>
+        <w:rPr>
+          <w:rFonts w:hAnsi="宋体" w:cs="宋体" w:hint="eastAsia"/>
+          <w:sz w:val="30"/>
+          <w:szCs w:val="30"/>
+          <w:u w:val="single"/>
+        </w:rPr>
+        <w:t xml:space="preserve"> </w:t>
       </w:r>
     </w:p>
     <w:p>
@@ -292,17 +382,44 @@
           <w:szCs w:val="30"/>
           <w:u w:val="single"/>
         </w:rPr>
-        <w:t xml:space="preserve"> {法人身份证}</w:t>
-      </w:r>
-      <w:r>
-        <w:rPr>
-          <w:rFonts w:hAnsi="宋体" w:cs="宋体"/>
-          <w:sz w:val="30"/>
-          <w:szCs w:val="30"/>
-          <w:u w:val="single"/>
-        </w:rPr>
         <w:t xml:space="preserve"> </w:t>
       </w:r>
+      <w:r>
+        <w:rPr>
+          <w:rFonts w:hAnsi="宋体" w:cs="宋体" w:hint="eastAsia"/>
+          <w:sz w:val="30"/>
+          <w:szCs w:val="30"/>
+          <w:u w:val="single"/>
+        </w:rPr>
+        <w:t>{{</w:t>
+      </w:r>
+      <w:r>
+        <w:rPr>
+          <w:rFonts w:hAnsi="宋体" w:cs="宋体" w:hint="eastAsia"/>
+          <w:sz w:val="30"/>
+          <w:szCs w:val="30"/>
+          <w:u w:val="single"/>
+        </w:rPr>
+        <w:t>法人身份证</w:t>
+      </w:r>
+      <w:r>
+        <w:rPr>
+          <w:rFonts w:hAnsi="宋体" w:cs="宋体" w:hint="eastAsia"/>
+          <w:sz w:val="30"/>
+          <w:szCs w:val="30"/>
+          <w:u w:val="single"/>
+        </w:rPr>
+        <w:t>}}</w:t>
+      </w:r>
+      <w:r>
+        <w:rPr>
+          <w:rFonts w:hAnsi="宋体" w:cs="宋体"/>
+          <w:sz w:val="30"/>
+          <w:szCs w:val="30"/>
+          <w:u w:val="single"/>
+        </w:rPr>
+        <w:t xml:space="preserve"> </w:t>
+      </w:r>
     </w:p>
     <w:p>
       <w:pPr>
@@ -330,7 +447,25 @@
           <w:szCs w:val="30"/>
           <w:u w:val="single"/>
         </w:rPr>
-        <w:t>{法人身份证地址}</w:t>
+        <w:t>{{</w:t>
+      </w:r>
+      <w:r>
+        <w:rPr>
+          <w:rFonts w:hAnsi="宋体" w:cs="宋体" w:hint="eastAsia"/>
+          <w:sz w:val="30"/>
+          <w:szCs w:val="30"/>
+          <w:u w:val="single"/>
+        </w:rPr>
+        <w:t>法人身份证地址</w:t>
+      </w:r>
+      <w:r>
+        <w:rPr>
+          <w:rFonts w:hAnsi="宋体" w:cs="宋体" w:hint="eastAsia"/>
+          <w:sz w:val="30"/>
+          <w:szCs w:val="30"/>
+          <w:u w:val="single"/>
+        </w:rPr>
+        <w:t>}}</w:t>
       </w:r>
     </w:p>
     <w:p>
@@ -367,7 +502,23 @@
           <w:szCs w:val="30"/>
           <w:u w:val="single"/>
         </w:rPr>
-        <w:t>{用人单位}</w:t>
+        <w:t>{{</w:t>
+      </w:r>
+      <w:r>
+        <w:rPr>
+          <w:sz w:val="30"/>
+          <w:szCs w:val="30"/>
+          <w:u w:val="single"/>
+        </w:rPr>
+        <w:t>用人单位</w:t>
+      </w:r>
+      <w:r>
+        <w:rPr>
+          <w:sz w:val="30"/>
+          <w:szCs w:val="30"/>
+          <w:u w:val="single"/>
+        </w:rPr>
+        <w:t>}}</w:t>
       </w:r>
       <w:r>
         <w:rPr>
@@ -393,7 +544,43 @@
           <w:szCs w:val="30"/>
           <w:u w:val="single"/>
         </w:rPr>
-        <w:t xml:space="preserve">   {法人岗位}      </w:t>
+        <w:t xml:space="preserve">   </w:t>
+      </w:r>
+      <w:r>
+        <w:rPr>
+          <w:rFonts w:hAnsi="宋体" w:cs="宋体" w:hint="eastAsia"/>
+          <w:sz w:val="30"/>
+          <w:szCs w:val="30"/>
+          <w:u w:val="single"/>
+        </w:rPr>
+        <w:t>{{</w:t>
+      </w:r>
+      <w:r>
+        <w:rPr>
+          <w:rFonts w:hAnsi="宋体" w:cs="宋体" w:hint="eastAsia"/>
+          <w:sz w:val="30"/>
+          <w:szCs w:val="30"/>
+          <w:u w:val="single"/>
+        </w:rPr>
+        <w:t>法人岗位</w:t>
+      </w:r>
+      <w:r>
+        <w:rPr>
+          <w:rFonts w:hAnsi="宋体" w:cs="宋体" w:hint="eastAsia"/>
+          <w:sz w:val="30"/>
+          <w:szCs w:val="30"/>
+          <w:u w:val="single"/>
+        </w:rPr>
+        <w:t>}}</w:t>
+      </w:r>
+      <w:r>
+        <w:rPr>
+          <w:rFonts w:hAnsi="宋体" w:cs="宋体" w:hint="eastAsia"/>
+          <w:sz w:val="30"/>
+          <w:szCs w:val="30"/>
+          <w:u w:val="single"/>
+        </w:rPr>
+        <w:t xml:space="preserve">      </w:t>
       </w:r>
     </w:p>
     <w:p>
@@ -422,7 +609,43 @@
           <w:szCs w:val="30"/>
           <w:u w:val="single"/>
         </w:rPr>
-        <w:t xml:space="preserve">   {法人电话}   </w:t>
+        <w:t xml:space="preserve">   </w:t>
+      </w:r>
+      <w:r>
+        <w:rPr>
+          <w:rFonts w:hAnsi="宋体" w:cs="宋体" w:hint="eastAsia"/>
+          <w:sz w:val="30"/>
+          <w:szCs w:val="30"/>
+          <w:u w:val="single"/>
+        </w:rPr>
+        <w:t>{{</w:t>
+      </w:r>
+      <w:r>
+        <w:rPr>
+          <w:rFonts w:hAnsi="宋体" w:cs="宋体" w:hint="eastAsia"/>
+          <w:sz w:val="30"/>
+          <w:szCs w:val="30"/>
+          <w:u w:val="single"/>
+        </w:rPr>
+        <w:t>法人电话</w:t>
+      </w:r>
+      <w:r>
+        <w:rPr>
+          <w:rFonts w:hAnsi="宋体" w:cs="宋体" w:hint="eastAsia"/>
+          <w:sz w:val="30"/>
+          <w:szCs w:val="30"/>
+          <w:u w:val="single"/>
+        </w:rPr>
+        <w:t>}}</w:t>
+      </w:r>
+      <w:r>
+        <w:rPr>
+          <w:rFonts w:hAnsi="宋体" w:cs="宋体" w:hint="eastAsia"/>
+          <w:sz w:val="30"/>
+          <w:szCs w:val="30"/>
+          <w:u w:val="single"/>
+        </w:rPr>
+        <w:t xml:space="preserve">   </w:t>
       </w:r>
       <w:r>
         <w:rPr>
@@ -485,7 +708,34 @@
           <w:szCs w:val="30"/>
           <w:u w:val="single"/>
         </w:rPr>
-        <w:t xml:space="preserve">   {操作员}</w:t>
+        <w:t xml:space="preserve">   </w:t>
+      </w:r>
+      <w:r>
+        <w:rPr>
+          <w:rFonts w:hAnsi="宋体" w:cs="宋体" w:hint="eastAsia"/>
+          <w:sz w:val="30"/>
+          <w:szCs w:val="30"/>
+          <w:u w:val="single"/>
+        </w:rPr>
+        <w:t>{{</w:t>
+      </w:r>
+      <w:r>
+        <w:rPr>
+          <w:rFonts w:hAnsi="宋体" w:cs="宋体" w:hint="eastAsia"/>
+          <w:sz w:val="30"/>
+          <w:szCs w:val="30"/>
+          <w:u w:val="single"/>
+        </w:rPr>
+        <w:t>操作员</w:t>
+      </w:r>
+      <w:r>
+        <w:rPr>
+          <w:rFonts w:hAnsi="宋体" w:cs="宋体" w:hint="eastAsia"/>
+          <w:sz w:val="30"/>
+          <w:szCs w:val="30"/>
+          <w:u w:val="single"/>
+        </w:rPr>
+        <w:t>}}</w:t>
       </w:r>
       <w:bookmarkStart w:id="1" w:name="_GoBack"/>
       <w:bookmarkEnd w:id="1"/>
@@ -546,7 +796,29 @@
           <w:szCs w:val="30"/>
           <w:u w:val="single"/>
         </w:rPr>
-        <w:t>{受伤职工}</w:t>
+        <w:t>{{</w:t>
+      </w:r>
+      <w:r>
+        <w:rPr>
+          <w:rFonts w:hAnsi="宋体" w:cs="宋体" w:hint="eastAsia"/>
+          <w:b/>
+          <w:bCs/>
+          <w:sz w:val="30"/>
+          <w:szCs w:val="30"/>
+          <w:u w:val="single"/>
+        </w:rPr>
+        <w:t>受伤职工</w:t>
+      </w:r>
+      <w:r>
+        <w:rPr>
+          <w:rFonts w:hAnsi="宋体" w:cs="宋体" w:hint="eastAsia"/>
+          <w:b/>
+          <w:bCs/>
+          <w:sz w:val="30"/>
+          <w:szCs w:val="30"/>
+          <w:u w:val="single"/>
+        </w:rPr>
+        <w:t>}}</w:t>
       </w:r>
       <w:r>
         <w:rPr>
@@ -594,7 +866,7 @@
         </w:tabs>
         <w:spacing w:line="520" w:lineRule="exact"/>
         <w:rPr>
-          <w:rFonts w:hAnsi="宋体" w:cs="宋体" w:hint="eastAsia"/>
+          <w:rFonts w:hAnsi="宋体" w:cs="宋体"/>
           <w:sz w:val="30"/>
           <w:szCs w:val="30"/>
           <w:u w:val="single"/>
@@ -631,7 +903,34 @@
           <w:szCs w:val="30"/>
           <w:u w:val="single"/>
         </w:rPr>
-        <w:t>答：{自我介绍}</w:t>
+        <w:t>答：</w:t>
+      </w:r>
+      <w:r>
+        <w:rPr>
+          <w:rFonts w:hAnsi="宋体" w:cs="宋体" w:hint="eastAsia"/>
+          <w:sz w:val="30"/>
+          <w:szCs w:val="30"/>
+          <w:u w:val="single"/>
+        </w:rPr>
+        <w:t>{{</w:t>
+      </w:r>
+      <w:r>
+        <w:rPr>
+          <w:rFonts w:hAnsi="宋体" w:cs="宋体" w:hint="eastAsia"/>
+          <w:sz w:val="30"/>
+          <w:szCs w:val="30"/>
+          <w:u w:val="single"/>
+        </w:rPr>
+        <w:t>自我介绍</w:t>
+      </w:r>
+      <w:r>
+        <w:rPr>
+          <w:rFonts w:hAnsi="宋体" w:cs="宋体" w:hint="eastAsia"/>
+          <w:sz w:val="30"/>
+          <w:szCs w:val="30"/>
+          <w:u w:val="single"/>
+        </w:rPr>
+        <w:t>}}</w:t>
       </w:r>
     </w:p>
     <w:p>
@@ -664,7 +963,25 @@
           <w:szCs w:val="30"/>
           <w:u w:val="single"/>
         </w:rPr>
-        <w:t>{受伤职工}</w:t>
+        <w:t>{{</w:t>
+      </w:r>
+      <w:r>
+        <w:rPr>
+          <w:rFonts w:hAnsi="宋体" w:cs="宋体" w:hint="eastAsia"/>
+          <w:sz w:val="30"/>
+          <w:szCs w:val="30"/>
+          <w:u w:val="single"/>
+        </w:rPr>
+        <w:t>受伤职工</w:t>
+      </w:r>
+      <w:r>
+        <w:rPr>
+          <w:rFonts w:hAnsi="宋体" w:cs="宋体" w:hint="eastAsia"/>
+          <w:sz w:val="30"/>
+          <w:szCs w:val="30"/>
+          <w:u w:val="single"/>
+        </w:rPr>
+        <w:t>}}</w:t>
       </w:r>
       <w:r>
         <w:rPr>
@@ -704,7 +1021,25 @@
           <w:szCs w:val="30"/>
           <w:u w:val="single"/>
         </w:rPr>
-        <w:t>{受伤职工}</w:t>
+        <w:t>{{</w:t>
+      </w:r>
+      <w:r>
+        <w:rPr>
+          <w:rFonts w:hAnsi="宋体" w:cs="宋体" w:hint="eastAsia"/>
+          <w:sz w:val="30"/>
+          <w:szCs w:val="30"/>
+          <w:u w:val="single"/>
+        </w:rPr>
+        <w:t>受伤职工</w:t>
+      </w:r>
+      <w:r>
+        <w:rPr>
+          <w:rFonts w:hAnsi="宋体" w:cs="宋体" w:hint="eastAsia"/>
+          <w:sz w:val="30"/>
+          <w:szCs w:val="30"/>
+          <w:u w:val="single"/>
+        </w:rPr>
+        <w:t>}}</w:t>
       </w:r>
       <w:r>
         <w:rPr>
@@ -743,7 +1078,25 @@
           <w:szCs w:val="30"/>
           <w:u w:val="single"/>
         </w:rPr>
-        <w:t>{受伤职工}</w:t>
+        <w:t>{{</w:t>
+      </w:r>
+      <w:r>
+        <w:rPr>
+          <w:rFonts w:hAnsi="宋体" w:cs="宋体" w:hint="eastAsia"/>
+          <w:sz w:val="30"/>
+          <w:szCs w:val="30"/>
+          <w:u w:val="single"/>
+        </w:rPr>
+        <w:t>受伤职工</w:t>
+      </w:r>
+      <w:r>
+        <w:rPr>
+          <w:rFonts w:hAnsi="宋体" w:cs="宋体" w:hint="eastAsia"/>
+          <w:sz w:val="30"/>
+          <w:szCs w:val="30"/>
+          <w:u w:val="single"/>
+        </w:rPr>
+        <w:t>}}</w:t>
       </w:r>
       <w:r>
         <w:rPr>
@@ -803,7 +1156,25 @@
           <w:szCs w:val="30"/>
           <w:u w:val="single"/>
         </w:rPr>
-        <w:t>{受伤职工}</w:t>
+        <w:t>{{</w:t>
+      </w:r>
+      <w:r>
+        <w:rPr>
+          <w:rFonts w:hAnsi="宋体" w:cs="宋体" w:hint="eastAsia"/>
+          <w:sz w:val="30"/>
+          <w:szCs w:val="30"/>
+          <w:u w:val="single"/>
+        </w:rPr>
+        <w:t>受伤职工</w:t>
+      </w:r>
+      <w:r>
+        <w:rPr>
+          <w:rFonts w:hAnsi="宋体" w:cs="宋体" w:hint="eastAsia"/>
+          <w:sz w:val="30"/>
+          <w:szCs w:val="30"/>
+          <w:u w:val="single"/>
+        </w:rPr>
+        <w:t>}}</w:t>
       </w:r>
       <w:r>
         <w:rPr>
@@ -863,7 +1234,25 @@
           <w:szCs w:val="30"/>
           <w:u w:val="single"/>
         </w:rPr>
-        <w:t>{受伤职工}</w:t>
+        <w:t>{{</w:t>
+      </w:r>
+      <w:r>
+        <w:rPr>
+          <w:rFonts w:hAnsi="宋体" w:cs="宋体" w:hint="eastAsia"/>
+          <w:sz w:val="30"/>
+          <w:szCs w:val="30"/>
+          <w:u w:val="single"/>
+        </w:rPr>
+        <w:t>受伤职工</w:t>
+      </w:r>
+      <w:r>
+        <w:rPr>
+          <w:rFonts w:hAnsi="宋体" w:cs="宋体" w:hint="eastAsia"/>
+          <w:sz w:val="30"/>
+          <w:szCs w:val="30"/>
+          <w:u w:val="single"/>
+        </w:rPr>
+        <w:t>}}</w:t>
       </w:r>
       <w:r>
         <w:rPr>
@@ -944,7 +1333,25 @@
           <w:szCs w:val="30"/>
           <w:u w:val="single"/>
         </w:rPr>
-        <w:t>{受伤职工}</w:t>
+        <w:t>{{</w:t>
+      </w:r>
+      <w:r>
+        <w:rPr>
+          <w:rFonts w:hAnsi="宋体" w:cs="宋体" w:hint="eastAsia"/>
+          <w:sz w:val="30"/>
+          <w:szCs w:val="30"/>
+          <w:u w:val="single"/>
+        </w:rPr>
+        <w:t>受伤职工</w:t>
+      </w:r>
+      <w:r>
+        <w:rPr>
+          <w:rFonts w:hAnsi="宋体" w:cs="宋体" w:hint="eastAsia"/>
+          <w:sz w:val="30"/>
+          <w:szCs w:val="30"/>
+          <w:u w:val="single"/>
+        </w:rPr>
+        <w:t>}}</w:t>
       </w:r>
       <w:r>
         <w:rPr>
@@ -983,7 +1390,25 @@
           <w:szCs w:val="30"/>
           <w:u w:val="single"/>
         </w:rPr>
-        <w:t>{受伤职工}</w:t>
+        <w:t>{{</w:t>
+      </w:r>
+      <w:r>
+        <w:rPr>
+          <w:rFonts w:hAnsi="宋体" w:cs="宋体" w:hint="eastAsia"/>
+          <w:sz w:val="30"/>
+          <w:szCs w:val="30"/>
+          <w:u w:val="single"/>
+        </w:rPr>
+        <w:t>受伤职工</w:t>
+      </w:r>
+      <w:r>
+        <w:rPr>
+          <w:rFonts w:hAnsi="宋体" w:cs="宋体" w:hint="eastAsia"/>
+          <w:sz w:val="30"/>
+          <w:szCs w:val="30"/>
+          <w:u w:val="single"/>
+        </w:rPr>
+        <w:t>}}</w:t>
       </w:r>
       <w:r>
         <w:rPr>
@@ -1043,7 +1468,25 @@
           <w:szCs w:val="30"/>
           <w:u w:val="single"/>
         </w:rPr>
-        <w:t>{受伤职工}</w:t>
+        <w:t>{{</w:t>
+      </w:r>
+      <w:r>
+        <w:rPr>
+          <w:rFonts w:hAnsi="宋体" w:cs="宋体" w:hint="eastAsia"/>
+          <w:sz w:val="30"/>
+          <w:szCs w:val="30"/>
+          <w:u w:val="single"/>
+        </w:rPr>
+        <w:t>受伤职工</w:t>
+      </w:r>
+      <w:r>
+        <w:rPr>
+          <w:rFonts w:hAnsi="宋体" w:cs="宋体" w:hint="eastAsia"/>
+          <w:sz w:val="30"/>
+          <w:szCs w:val="30"/>
+          <w:u w:val="single"/>
+        </w:rPr>
+        <w:t>}}</w:t>
       </w:r>
       <w:r>
         <w:rPr>
@@ -1103,7 +1546,25 @@
           <w:szCs w:val="30"/>
           <w:u w:val="single"/>
         </w:rPr>
-        <w:t>{受伤职工}</w:t>
+        <w:t>{{</w:t>
+      </w:r>
+      <w:r>
+        <w:rPr>
+          <w:rFonts w:hAnsi="宋体" w:cs="宋体" w:hint="eastAsia"/>
+          <w:sz w:val="30"/>
+          <w:szCs w:val="30"/>
+          <w:u w:val="single"/>
+        </w:rPr>
+        <w:t>受伤职工</w:t>
+      </w:r>
+      <w:r>
+        <w:rPr>
+          <w:rFonts w:hAnsi="宋体" w:cs="宋体" w:hint="eastAsia"/>
+          <w:sz w:val="30"/>
+          <w:szCs w:val="30"/>
+          <w:u w:val="single"/>
+        </w:rPr>
+        <w:t>}}</w:t>
       </w:r>
       <w:r>
         <w:rPr>
@@ -1185,7 +1646,25 @@
           <w:szCs w:val="30"/>
           <w:u w:val="single"/>
         </w:rPr>
-        <w:t>{受伤职工}</w:t>
+        <w:t>{{</w:t>
+      </w:r>
+      <w:r>
+        <w:rPr>
+          <w:rFonts w:hAnsi="宋体" w:cs="宋体" w:hint="eastAsia"/>
+          <w:sz w:val="30"/>
+          <w:szCs w:val="30"/>
+          <w:u w:val="single"/>
+        </w:rPr>
+        <w:t>受伤职工</w:t>
+      </w:r>
+      <w:r>
+        <w:rPr>
+          <w:rFonts w:hAnsi="宋体" w:cs="宋体" w:hint="eastAsia"/>
+          <w:sz w:val="30"/>
+          <w:szCs w:val="30"/>
+          <w:u w:val="single"/>
+        </w:rPr>
+        <w:t>}}</w:t>
       </w:r>
       <w:r>
         <w:rPr>
@@ -1224,7 +1703,25 @@
           <w:szCs w:val="30"/>
           <w:u w:val="single"/>
         </w:rPr>
-        <w:t>{受伤职工}</w:t>
+        <w:t>{{</w:t>
+      </w:r>
+      <w:r>
+        <w:rPr>
+          <w:rFonts w:hAnsi="宋体" w:cs="宋体" w:hint="eastAsia"/>
+          <w:sz w:val="30"/>
+          <w:szCs w:val="30"/>
+          <w:u w:val="single"/>
+        </w:rPr>
+        <w:t>受伤职工</w:t>
+      </w:r>
+      <w:r>
+        <w:rPr>
+          <w:rFonts w:hAnsi="宋体" w:cs="宋体" w:hint="eastAsia"/>
+          <w:sz w:val="30"/>
+          <w:szCs w:val="30"/>
+          <w:u w:val="single"/>
+        </w:rPr>
+        <w:t>}}</w:t>
       </w:r>
       <w:r>
         <w:rPr>
@@ -1326,7 +1823,25 @@
           <w:szCs w:val="30"/>
           <w:u w:val="single"/>
         </w:rPr>
-        <w:t>{受伤职工}</w:t>
+        <w:t>{{</w:t>
+      </w:r>
+      <w:r>
+        <w:rPr>
+          <w:rFonts w:hAnsi="宋体" w:cs="宋体" w:hint="eastAsia"/>
+          <w:sz w:val="30"/>
+          <w:szCs w:val="30"/>
+          <w:u w:val="single"/>
+        </w:rPr>
+        <w:t>受伤职工</w:t>
+      </w:r>
+      <w:r>
+        <w:rPr>
+          <w:rFonts w:hAnsi="宋体" w:cs="宋体" w:hint="eastAsia"/>
+          <w:sz w:val="30"/>
+          <w:szCs w:val="30"/>
+          <w:u w:val="single"/>
+        </w:rPr>
+        <w:t>}}</w:t>
       </w:r>
       <w:r>
         <w:rPr>
@@ -1386,7 +1901,25 @@
           <w:szCs w:val="30"/>
           <w:u w:val="single"/>
         </w:rPr>
-        <w:t>{受伤职工}</w:t>
+        <w:t>{{</w:t>
+      </w:r>
+      <w:r>
+        <w:rPr>
+          <w:rFonts w:hAnsi="宋体" w:cs="宋体" w:hint="eastAsia"/>
+          <w:sz w:val="30"/>
+          <w:szCs w:val="30"/>
+          <w:u w:val="single"/>
+        </w:rPr>
+        <w:t>受伤职工</w:t>
+      </w:r>
+      <w:r>
+        <w:rPr>
+          <w:rFonts w:hAnsi="宋体" w:cs="宋体" w:hint="eastAsia"/>
+          <w:sz w:val="30"/>
+          <w:szCs w:val="30"/>
+          <w:u w:val="single"/>
+        </w:rPr>
+        <w:t>}}</w:t>
       </w:r>
       <w:r>
         <w:rPr>
